--- a/module-1/dholariya-Module1.2.docx
+++ b/module-1/dholariya-Module1.2.docx
@@ -48,14 +48,7 @@
           <w:b/>
           <w:bCs/>
         </w:rPr>
-        <w:t>1.</w:t>
-      </w:r>
-      <w:r>
-        <w:rPr>
-          <w:b/>
-          <w:bCs/>
-        </w:rPr>
-        <w:t>Link to your GitHub repository.</w:t>
+        <w:t>1.Link to your GitHub repository.</w:t>
       </w:r>
     </w:p>
     <w:p>
@@ -187,6 +180,150 @@
         <w:rPr>
           <w:b/>
           <w:bCs/>
+        </w:rPr>
+      </w:pPr>
+    </w:p>
+    <w:p>
+      <w:pPr>
+        <w:rPr>
+          <w:b/>
+          <w:bCs/>
+        </w:rPr>
+      </w:pPr>
+    </w:p>
+    <w:p>
+      <w:pPr>
+        <w:rPr>
+          <w:b/>
+          <w:bCs/>
+        </w:rPr>
+      </w:pPr>
+    </w:p>
+    <w:p>
+      <w:pPr>
+        <w:rPr>
+          <w:b/>
+          <w:bCs/>
+        </w:rPr>
+      </w:pPr>
+    </w:p>
+    <w:p>
+      <w:pPr>
+        <w:rPr>
+          <w:b/>
+          <w:bCs/>
+        </w:rPr>
+      </w:pPr>
+    </w:p>
+    <w:p>
+      <w:pPr>
+        <w:rPr>
+          <w:b/>
+          <w:bCs/>
+        </w:rPr>
+      </w:pPr>
+    </w:p>
+    <w:p>
+      <w:pPr>
+        <w:rPr>
+          <w:b/>
+          <w:bCs/>
+        </w:rPr>
+      </w:pPr>
+    </w:p>
+    <w:p>
+      <w:pPr>
+        <w:rPr>
+          <w:b/>
+          <w:bCs/>
+        </w:rPr>
+      </w:pPr>
+      <w:r>
+        <w:rPr>
+          <w:b/>
+          <w:bCs/>
+        </w:rPr>
+        <w:lastRenderedPageBreak/>
+        <w:t>3.</w:t>
+      </w:r>
+      <w:r>
+        <w:rPr>
+          <w:b/>
+          <w:bCs/>
+        </w:rPr>
+        <w:t>Screenshot of your local directory (properly formatted).</w:t>
+      </w:r>
+    </w:p>
+    <w:p>
+      <w:pPr>
+        <w:rPr>
+          <w:b/>
+          <w:bCs/>
+        </w:rPr>
+      </w:pPr>
+      <w:r>
+        <w:rPr>
+          <w:b/>
+          <w:bCs/>
+        </w:rPr>
+        <w:drawing>
+          <wp:inline distT="0" distB="0" distL="0" distR="0" wp14:anchorId="6B124EC0" wp14:editId="15CF92E6">
+            <wp:extent cx="5943600" cy="3347085"/>
+            <wp:effectExtent l="0" t="0" r="0" b="5715"/>
+            <wp:docPr id="2067176345" name="Picture 1"/>
+            <wp:cNvGraphicFramePr>
+              <a:graphicFrameLocks xmlns:a="http://schemas.openxmlformats.org/drawingml/2006/main" noChangeAspect="1"/>
+            </wp:cNvGraphicFramePr>
+            <a:graphic xmlns:a="http://schemas.openxmlformats.org/drawingml/2006/main">
+              <a:graphicData uri="http://schemas.openxmlformats.org/drawingml/2006/picture">
+                <pic:pic xmlns:pic="http://schemas.openxmlformats.org/drawingml/2006/picture">
+                  <pic:nvPicPr>
+                    <pic:cNvPr id="2067176345" name=""/>
+                    <pic:cNvPicPr/>
+                  </pic:nvPicPr>
+                  <pic:blipFill>
+                    <a:blip r:embed="rId7"/>
+                    <a:stretch>
+                      <a:fillRect/>
+                    </a:stretch>
+                  </pic:blipFill>
+                  <pic:spPr>
+                    <a:xfrm>
+                      <a:off x="0" y="0"/>
+                      <a:ext cx="5943600" cy="3347085"/>
+                    </a:xfrm>
+                    <a:prstGeom prst="rect">
+                      <a:avLst/>
+                    </a:prstGeom>
+                  </pic:spPr>
+                </pic:pic>
+              </a:graphicData>
+            </a:graphic>
+          </wp:inline>
+        </w:drawing>
+      </w:r>
+    </w:p>
+    <w:p>
+      <w:pPr>
+        <w:rPr>
+          <w:b/>
+          <w:bCs/>
+        </w:rPr>
+      </w:pPr>
+    </w:p>
+    <w:p>
+      <w:pPr>
+        <w:rPr>
+          <w:b/>
+          <w:bCs/>
+        </w:rPr>
+      </w:pPr>
+    </w:p>
+    <w:p>
+      <w:pPr>
+        <w:rPr>
+          <w:b/>
+          <w:bCs/>
           <w:u w:val="single"/>
         </w:rPr>
       </w:pPr>
@@ -317,6 +454,119 @@
     </w:lvl>
   </w:abstractNum>
   <w:abstractNum w:abstractNumId="1" w15:restartNumberingAfterBreak="0">
+    <w:nsid w:val="0AB20F29"/>
+    <w:multiLevelType w:val="multilevel"/>
+    <w:tmpl w:val="8A5ED024"/>
+    <w:lvl w:ilvl="0">
+      <w:start w:val="1"/>
+      <w:numFmt w:val="decimal"/>
+      <w:lvlText w:val="%1."/>
+      <w:lvlJc w:val="left"/>
+      <w:pPr>
+        <w:tabs>
+          <w:tab w:val="num" w:pos="720"/>
+        </w:tabs>
+        <w:ind w:left="720" w:hanging="360"/>
+      </w:pPr>
+    </w:lvl>
+    <w:lvl w:ilvl="1" w:tentative="1">
+      <w:start w:val="1"/>
+      <w:numFmt w:val="decimal"/>
+      <w:lvlText w:val="%2."/>
+      <w:lvlJc w:val="left"/>
+      <w:pPr>
+        <w:tabs>
+          <w:tab w:val="num" w:pos="1440"/>
+        </w:tabs>
+        <w:ind w:left="1440" w:hanging="360"/>
+      </w:pPr>
+    </w:lvl>
+    <w:lvl w:ilvl="2" w:tentative="1">
+      <w:start w:val="1"/>
+      <w:numFmt w:val="decimal"/>
+      <w:lvlText w:val="%3."/>
+      <w:lvlJc w:val="left"/>
+      <w:pPr>
+        <w:tabs>
+          <w:tab w:val="num" w:pos="2160"/>
+        </w:tabs>
+        <w:ind w:left="2160" w:hanging="360"/>
+      </w:pPr>
+    </w:lvl>
+    <w:lvl w:ilvl="3" w:tentative="1">
+      <w:start w:val="1"/>
+      <w:numFmt w:val="decimal"/>
+      <w:lvlText w:val="%4."/>
+      <w:lvlJc w:val="left"/>
+      <w:pPr>
+        <w:tabs>
+          <w:tab w:val="num" w:pos="2880"/>
+        </w:tabs>
+        <w:ind w:left="2880" w:hanging="360"/>
+      </w:pPr>
+    </w:lvl>
+    <w:lvl w:ilvl="4" w:tentative="1">
+      <w:start w:val="1"/>
+      <w:numFmt w:val="decimal"/>
+      <w:lvlText w:val="%5."/>
+      <w:lvlJc w:val="left"/>
+      <w:pPr>
+        <w:tabs>
+          <w:tab w:val="num" w:pos="3600"/>
+        </w:tabs>
+        <w:ind w:left="3600" w:hanging="360"/>
+      </w:pPr>
+    </w:lvl>
+    <w:lvl w:ilvl="5" w:tentative="1">
+      <w:start w:val="1"/>
+      <w:numFmt w:val="decimal"/>
+      <w:lvlText w:val="%6."/>
+      <w:lvlJc w:val="left"/>
+      <w:pPr>
+        <w:tabs>
+          <w:tab w:val="num" w:pos="4320"/>
+        </w:tabs>
+        <w:ind w:left="4320" w:hanging="360"/>
+      </w:pPr>
+    </w:lvl>
+    <w:lvl w:ilvl="6" w:tentative="1">
+      <w:start w:val="1"/>
+      <w:numFmt w:val="decimal"/>
+      <w:lvlText w:val="%7."/>
+      <w:lvlJc w:val="left"/>
+      <w:pPr>
+        <w:tabs>
+          <w:tab w:val="num" w:pos="5040"/>
+        </w:tabs>
+        <w:ind w:left="5040" w:hanging="360"/>
+      </w:pPr>
+    </w:lvl>
+    <w:lvl w:ilvl="7" w:tentative="1">
+      <w:start w:val="1"/>
+      <w:numFmt w:val="decimal"/>
+      <w:lvlText w:val="%8."/>
+      <w:lvlJc w:val="left"/>
+      <w:pPr>
+        <w:tabs>
+          <w:tab w:val="num" w:pos="5760"/>
+        </w:tabs>
+        <w:ind w:left="5760" w:hanging="360"/>
+      </w:pPr>
+    </w:lvl>
+    <w:lvl w:ilvl="8" w:tentative="1">
+      <w:start w:val="1"/>
+      <w:numFmt w:val="decimal"/>
+      <w:lvlText w:val="%9."/>
+      <w:lvlJc w:val="left"/>
+      <w:pPr>
+        <w:tabs>
+          <w:tab w:val="num" w:pos="6480"/>
+        </w:tabs>
+        <w:ind w:left="6480" w:hanging="360"/>
+      </w:pPr>
+    </w:lvl>
+  </w:abstractNum>
+  <w:abstractNum w:abstractNumId="2" w15:restartNumberingAfterBreak="0">
     <w:nsid w:val="5B0D4E30"/>
     <w:multiLevelType w:val="multilevel"/>
     <w:tmpl w:val="964A3016"/>
@@ -429,7 +679,7 @@
       </w:pPr>
     </w:lvl>
   </w:abstractNum>
-  <w:abstractNum w:abstractNumId="2" w15:restartNumberingAfterBreak="0">
+  <w:abstractNum w:abstractNumId="3" w15:restartNumberingAfterBreak="0">
     <w:nsid w:val="7BB10E7E"/>
     <w:multiLevelType w:val="multilevel"/>
     <w:tmpl w:val="E332781E"/>
@@ -543,12 +793,15 @@
     </w:lvl>
   </w:abstractNum>
   <w:num w:numId="1" w16cid:durableId="1464419672">
-    <w:abstractNumId w:val="2"/>
+    <w:abstractNumId w:val="3"/>
   </w:num>
   <w:num w:numId="2" w16cid:durableId="2113276868">
     <w:abstractNumId w:val="0"/>
   </w:num>
   <w:num w:numId="3" w16cid:durableId="320502053">
+    <w:abstractNumId w:val="2"/>
+  </w:num>
+  <w:num w:numId="4" w16cid:durableId="1481001636">
     <w:abstractNumId w:val="1"/>
   </w:num>
 </w:numbering>
